--- a/docs/sprints/Ficha-Sprint-2.docx
+++ b/docs/sprints/Ficha-Sprint-2.docx
@@ -387,7 +387,7 @@
         </w:rPr>
       </w:pPr>
       <w:r>
-        <w:t>Cubrir el 25% de las funcionalidades base del TP (acumulado 65%), con el ciclo de vida del pedido demostrable en celular.</w:t>
+        <w:t>Dejar el ciclo de vida del pedido demostrable en celular.</w:t>
         <w:br/>
         <w:t>Un administrador consulta pedidos y avanza su estado (pendiente a entregado), dejando historial con fecha y hora.</w:t>
         <w:br/>
